--- a/samples/Instrukciya_po_ohrane_truda.docx
+++ b/samples/Instrukciya_po_ohrane_truda.docx
@@ -12,7 +12,7 @@
     </w:p>
     <w:p>
       <w:r>
-        <w:t>Учебный пример документа для демонстрации чат-бота DocMind AI. Организация вымышленная: ТОО «Демо-Завод».</w:t>
+        <w:t>Учебный пример документа для демонстрации чат-бота Mind AI. Организация вымышленная: ТОО «Демо-Завод».</w:t>
       </w:r>
     </w:p>
     <w:p>
